--- a/paper/WRRA_M_0_11_KO.docx
+++ b/paper/WRRA_M_0_11_KO.docx
@@ -2,7 +2,7 @@
 <file path=word/document.xml><?xml version="1.0" encoding="utf-8"?>
 <w:document xmlns:w="http://schemas.openxmlformats.org/wordprocessingml/2006/main" xmlns:m="http://schemas.openxmlformats.org/officeDocument/2006/math" xmlns:r="http://schemas.openxmlformats.org/officeDocument/2006/relationships" xmlns:o="urn:schemas-microsoft-com:office:office" xmlns:v="urn:schemas-microsoft-com:vml" xmlns:w10="urn:schemas-microsoft-com:office:word" xmlns:a="http://schemas.openxmlformats.org/drawingml/2006/main" xmlns:pic="http://schemas.openxmlformats.org/drawingml/2006/picture" xmlns:wp="http://schemas.openxmlformats.org/drawingml/2006/wordprocessingDrawing">
   <w:body>
-    <w:bookmarkStart w:id="28" w:name="wrra_m-0.11-첫-다섯-입력의-순차-보정"/>
+    <w:bookmarkStart w:id="28" w:name="wrra-m-0-11-첫-다섯-입력의-순차-보정"/>
     <w:p>
       <w:pPr>
         <w:pStyle w:val="Title"/>
@@ -13,7 +13,7 @@
         <w:rPr>
           <w:color w:val="000000"/>
         </w:rPr>
-        <w:t xml:space="preserve">WRRA_M 0.11 첫 다섯 입력의 순차 보정</w:t>
+        <w:t xml:space="preserve">WRRA M 0 11 첫 다섯 입력의 순차 보정</w:t>
       </w:r>
     </w:p>
     <w:p>
@@ -23,7 +23,7 @@
         <w:jc w:val="left"/>
       </w:pPr>
       <w:r>
-        <w:t xml:space="preserve">Wonsik Choi · 2026-10-02 · WRRA Core 1.0 / MCC 2.3.2 · CC BY 4.0</w:t>
+        <w:t xml:space="preserve">Wonsik Choi · 2026-10-03 · Revision 0.11-r1 · ORCID 0009-0001-4263-9772 · janefather@gmail.com · WRRA Core 1.0 / MCC 2.3.2 · CC BY 4.0</w:t>
       </w:r>
     </w:p>
     <w:bookmarkStart w:id="20" w:name="초록"/>
@@ -72,7 +72,7 @@
         <w:jc w:val="left"/>
       </w:pPr>
       <w:r>
-        <w:t xml:space="preserve">전체 0.10 입력은 해시로 고정한다. G와 전자 에너지는 NIST 2022 CODATA 값을 사용하며, H0=67.4는 Planck 2018의 기본 LambdaCDM 보정 기준이다. G의 표준 불확도는 1.5×10⁻¹⁵ SI, 전자 에너지는 0.00016 eV, 채택 H0 기준은 0.5 km s⁻¹ Mpc⁻¹다. 물리 구성비 4.93%·26.5%는 계승한 반올림 보정값이며 이번 판에서 공분산을 부여하지 않는다. 후보표의 첫 다섯 행과 MCC의 전자 모드 관계를 출처로 기록한다.</w:t>
+        <w:t xml:space="preserve">전체 0.10 입력은 해시로 고정한다. G와 전자 에너지는 NIST 2022 CODATA 값을 사용하며, H0=67.4는 Planck 2018의 기본 LambdaCDM 보정 기준이다. CODATA 표준 불확도는 G에서 1.5×10⁻¹⁵ SI, 전자 에너지에서 0.00016 eV다. 채택 H0의 ±0.5 km s⁻¹ Mpc⁻¹는 Planck 기본 LambdaCDM 추론의 68% 신뢰구간이다. 물리 구성비 4.93%·26.5%는 계승한 반올림 보정값이며 이번 판에서 공분산을 부여하지 않는다. 후보표의 첫 다섯 행과 MCC의 전자 모드 관계를 출처로 기록한다.</w:t>
       </w:r>
     </w:p>
     <w:tbl>
@@ -6041,12 +6041,22 @@
     <w:p>
       <w:pPr>
         <w:pStyle w:val="BodyText"/>
+        <w:ind w:firstLine="0"/>
+        <w:jc w:val="left"/>
+      </w:pPr>
+      <w:r>
+        <w:t xml:space="preserve">고정 기준의 균질 팽창 출력은 같은 무압력·배경 에너지 관계를 사용한다. 비가환 운반자의 고정 부피 내부 교환은 총합 0이며, 상태의 양성과 정규화가 유지된다. 주소 입장에 필요한 변환 일과 환경 소유 계정은 0.10의 보존 검사로 계승한다.</w:t>
+      </w:r>
+    </w:p>
+    <w:p>
+      <w:pPr>
+        <w:pStyle w:val="BodyText"/>
         <w:keepNext/>
         <w:ind w:firstLine="0"/>
         <w:jc w:val="left"/>
       </w:pPr>
       <w:r>
-        <w:t xml:space="preserve">고정 기준의 균질 팽창 출력은 같은 무압력·배경 에너지 관계를 사용한다. 비가환 운반자의 고정 부피 내부 교환은 총합 0이며, 상태의 양성과 정규화가 유지된다. 주소 입장에 필요한 변환 일과 환경 소유 계정은 0.10의 보존 검사로 계승한다.</w:t>
+        <w:t xml:space="preserve">r1은 0.12에서 확인한 시계 판정을 계승한다. 고정 부피 상태 진화는 xi=E_star tau_phys/hbar 환산으로 SI 위상에 연결된다. 0.10의 느린 비균질 팽창 일정과 그 SI 위상은 다르므로, 이 순차 보정의 완료를 완전 공변 비균질 동역학의 완료로 확장하지 않는다. 균질 I/N 상태는 단위 갱신에서 정지하며 아래 팽창식의 입력·출력을 유지한다.</w:t>
       </w:r>
     </w:p>
     <w:p>
@@ -6377,6 +6387,16 @@
       </w:pPr>
       <w:r>
         <w:t xml:space="preserve">공개 패키지의 parameters.json는 입력·단위·출처·구성 선택을 포함한다. 순차 보정, 물리 사례, 질량 모드와 입력 변화는 JSON 및 CSV로 제공한다. 결과를 모두 삭제한 새 복사본에서 같은 실행 결과와 한영 원고를 바이트 단위로 대조한다. Word와 PDF는 원고에서 만든 최종 공개 판이며 계산 결과와 수식·표를 대조하고 모든 페이지를 렌더링 검토한다.</w:t>
+      </w:r>
+    </w:p>
+    <w:p>
+      <w:pPr>
+        <w:pStyle w:val="BodyText"/>
+        <w:ind w:firstLine="0"/>
+        <w:jc w:val="left"/>
+      </w:pPr>
+      <w:r>
+        <w:t xml:space="preserve">Reviewed 0.10 to 0.12 series DOI 10.5281/zenodo.23113101 · https://doi.org/10.5281/zenodo.23113101</w:t>
       </w:r>
     </w:p>
     <w:p>
@@ -6665,7 +6685,7 @@
     <w:name w:val="Normal"/>
     <w:qFormat/>
     <w:pPr>
-      <w:spacing w:after="100" w:line="259" w:lineRule="auto"/>
+      <w:spacing w:after="80" w:line="250" w:lineRule="auto"/>
     </w:pPr>
     <w:rPr>
       <w:rFonts w:ascii="Liberation Serif" w:hAnsi="Liberation Serif" w:eastAsia="NanumGothic"/>
@@ -6678,7 +6698,7 @@
     <w:basedOn w:val="Normal"/>
     <w:link w:val="BodyTextChar"/>
     <w:pPr>
-      <w:spacing w:after="100" w:before="180" w:line="259" w:lineRule="auto"/>
+      <w:spacing w:after="80" w:before="180" w:line="250" w:lineRule="auto"/>
     </w:pPr>
     <w:qFormat/>
     <w:rPr>
@@ -6693,7 +6713,7 @@
     <w:next w:val="BodyText"/>
     <w:qFormat/>
     <w:pPr>
-      <w:spacing w:after="100" w:line="259" w:lineRule="auto"/>
+      <w:spacing w:after="80" w:line="250" w:lineRule="auto"/>
     </w:pPr>
     <w:rPr>
       <w:rFonts w:ascii="Liberation Serif" w:hAnsi="Liberation Serif" w:eastAsia="NanumGothic"/>
